--- a/docs/appendix.docx
+++ b/docs/appendix.docx
@@ -2,7 +2,7 @@
 <file path=word/document.xml><?xml version="1.0" encoding="utf-8"?>
 <w:document xmlns:w="http://schemas.openxmlformats.org/wordprocessingml/2006/main" xmlns:m="http://schemas.openxmlformats.org/officeDocument/2006/math" xmlns:r="http://schemas.openxmlformats.org/officeDocument/2006/relationships" xmlns:o="urn:schemas-microsoft-com:office:office" xmlns:v="urn:schemas-microsoft-com:vml" xmlns:w10="urn:schemas-microsoft-com:office:word" xmlns:a="http://schemas.openxmlformats.org/drawingml/2006/main" xmlns:pic="http://schemas.openxmlformats.org/drawingml/2006/picture" xmlns:wp="http://schemas.openxmlformats.org/drawingml/2006/wordprocessingDrawing">
   <w:body>
-    <w:bookmarkStart w:id="30" w:name="firstheader"/>
+    <w:bookmarkStart w:id="32" w:name="firstheader"/>
     <w:p>
       <w:pPr>
         <w:pStyle w:val="Heading1"/>
@@ -11,13 +11,13 @@
         <w:t xml:space="preserve">The role of cognateness in native spoken word recognition</w:t>
       </w:r>
     </w:p>
-    <w:bookmarkStart w:id="24" w:name="appendix-1-model-diagnostics"/>
+    <w:bookmarkStart w:id="26" w:name="appendix-a-model-diagnostics"/>
     <w:p>
       <w:pPr>
         <w:pStyle w:val="Heading2"/>
       </w:pPr>
       <w:r>
-        <w:t xml:space="preserve">Appendix 1: Model diagnostics</w:t>
+        <w:t xml:space="preserve">Appendix A: Model diagnostics</w:t>
       </w:r>
     </w:p>
     <w:p>
@@ -45,7 +45,7 @@
         <w:t xml:space="preserve">shows the values sampled by the MCMC chains of each of the fixed coefficients of each model reported in the manuscript. Evidence of chain convergence is provided by the same region of values being sampled across the final interations of the chain, as it is the case for the three models depicted.</w:t>
       </w:r>
     </w:p>
-    <w:bookmarkStart w:id="23" w:name="fig-appendix-diagnostics"/>
+    <w:bookmarkStart w:id="25" w:name="fig-appendix-diagnostics"/>
     <w:p>
       <w:pPr>
         <w:pStyle w:val="FigureTitle"/>
@@ -71,18 +71,18 @@
           <wp:inline>
             <wp:extent cx="5943600" cy="5943600"/>
             <wp:effectExtent b="0" l="0" r="0" t="0"/>
-            <wp:docPr descr="" title="" id="21" name="Picture"/>
+            <wp:docPr descr="" title="" id="23" name="Picture"/>
             <a:graphic>
               <a:graphicData uri="http://schemas.openxmlformats.org/drawingml/2006/picture">
                 <pic:pic>
                   <pic:nvPicPr>
-                    <pic:cNvPr descr="../img/fig-appendix-diagnostics-1.png" id="22" name="Picture"/>
+                    <pic:cNvPr descr="../img/fig-appendix-diagnostics-1.png" id="24" name="Picture"/>
                     <pic:cNvPicPr>
                       <a:picLocks noChangeArrowheads="1" noChangeAspect="1"/>
                     </pic:cNvPicPr>
                   </pic:nvPicPr>
                   <pic:blipFill>
-                    <a:blip r:embed="rId20"/>
+                    <a:blip r:embed="rId22"/>
                     <a:stretch>
                       <a:fillRect/>
                     </a:stretch>
@@ -109,15 +109,15 @@
         </w:drawing>
       </w:r>
     </w:p>
-    <w:bookmarkEnd w:id="23"/>
-    <w:bookmarkEnd w:id="24"/>
-    <w:bookmarkStart w:id="29" w:name="X3d1367ae3d1bac2fdde4d00742e505e019003be"/>
+    <w:bookmarkEnd w:id="25"/>
+    <w:bookmarkEnd w:id="26"/>
+    <w:bookmarkStart w:id="31" w:name="X84f0d5e466656df708251dd0eb4a5756e99187e"/>
     <w:p>
       <w:pPr>
         <w:pStyle w:val="Heading2"/>
       </w:pPr>
       <w:r>
-        <w:t xml:space="preserve">Appendix 2: Pooled analyses of Experiments 1 and 3</w:t>
+        <w:t xml:space="preserve">Appendix B: Pooled analyses of Experiments 1 and 3</w:t>
       </w:r>
     </w:p>
     <w:p>
@@ -145,7 +145,7 @@
         <w:t xml:space="preserve">summarizes the posterior distribution of the regression coefficients of the models in Experiments 1 to 3.</w:t>
       </w:r>
     </w:p>
-    <w:bookmarkStart w:id="28" w:name="fig-coefs"/>
+    <w:bookmarkStart w:id="30" w:name="fig-coefs"/>
     <w:p>
       <w:pPr>
         <w:pStyle w:val="FigureTitle"/>
@@ -171,18 +171,18 @@
           <wp:inline>
             <wp:extent cx="5943600" cy="3301999"/>
             <wp:effectExtent b="0" l="0" r="0" t="0"/>
-            <wp:docPr descr="" title="" id="26" name="Picture"/>
+            <wp:docPr descr="" title="" id="28" name="Picture"/>
             <a:graphic>
               <a:graphicData uri="http://schemas.openxmlformats.org/drawingml/2006/picture">
                 <pic:pic>
                   <pic:nvPicPr>
-                    <pic:cNvPr descr="../img/fig-coefs-1.png" id="27" name="Picture"/>
+                    <pic:cNvPr descr="../img/fig-coefs-1.png" id="29" name="Picture"/>
                     <pic:cNvPicPr>
                       <a:picLocks noChangeArrowheads="1" noChangeAspect="1"/>
                     </pic:cNvPicPr>
                   </pic:nvPicPr>
                   <pic:blipFill>
-                    <a:blip r:embed="rId25"/>
+                    <a:blip r:embed="rId27"/>
                     <a:stretch>
                       <a:fillRect/>
                     </a:stretch>
@@ -209,19 +209,19 @@
         </w:drawing>
       </w:r>
     </w:p>
-    <w:bookmarkEnd w:id="28"/>
+    <w:bookmarkEnd w:id="30"/>
     <w:sectPr>
       <w:lnNumType w:countBy="1" w:restart="continuous"/>
     </w:sectPr>
-    <w:bookmarkEnd w:id="29"/>
-    <w:bookmarkEnd w:id="30"/>
+    <w:bookmarkEnd w:id="31"/>
+    <w:bookmarkEnd w:id="32"/>
     <w:sectPr>
-      <w:headerReference r:id="rId9" w:type="even"/>
-      <w:headerReference r:id="rId11" w:type="default"/>
-      <w:footerReference r:id="rId14" w:type="even"/>
-      <w:footerReference r:id="rId13" w:type="default"/>
-      <w:headerReference r:id="rId10" w:type="first"/>
-      <w:footerReference r:id="rId12" w:type="first"/>
+      <w:headerReference r:id="rId8" w:type="even"/>
+      <w:headerReference r:id="rId9" w:type="default"/>
+      <w:footerReference r:id="rId10" w:type="even"/>
+      <w:footerReference r:id="rId11" w:type="default"/>
+      <w:headerReference r:id="rId12" w:type="first"/>
+      <w:footerReference r:id="rId13" w:type="first"/>
       <w:pgSz w:h="15840" w:w="12240"/>
       <w:pgMar w:bottom="1440" w:footer="720" w:gutter="0" w:header="720" w:left="1440" w:right="1440" w:top="1440"/>
       <w:cols w:space="720"/>
@@ -235,7 +235,7 @@
 </file>
 
 <file path=word/footer1.xml><?xml version="1.0" encoding="utf-8"?>
-<w:ftr xmlns:wpc="http://schemas.microsoft.com/office/word/2010/wordprocessingCanvas" xmlns:cx="http://schemas.microsoft.com/office/drawing/2014/chartex" xmlns:cx1="http://schemas.microsoft.com/office/drawing/2015/9/8/chartex" xmlns:cx2="http://schemas.microsoft.com/office/drawing/2015/10/21/chartex" xmlns:cx3="http://schemas.microsoft.com/office/drawing/2016/5/9/chartex" xmlns:cx4="http://schemas.microsoft.com/office/drawing/2016/5/10/chartex" xmlns:cx5="http://schemas.microsoft.com/office/drawing/2016/5/11/chartex" xmlns:cx6="http://schemas.microsoft.com/office/drawing/2016/5/12/chartex" xmlns:cx7="http://schemas.microsoft.com/office/drawing/2016/5/13/chartex" xmlns:cx8="http://schemas.microsoft.com/office/drawing/2016/5/14/chartex" xmlns:mc="http://schemas.openxmlformats.org/markup-compatibility/2006" xmlns:aink="http://schemas.microsoft.com/office/drawing/2016/ink" xmlns:am3d="http://schemas.microsoft.com/office/drawing/2017/model3d" xmlns:o="urn:schemas-microsoft-com:office:office" xmlns:oel="http://schemas.microsoft.com/office/2019/extlst" xmlns:r="http://schemas.openxmlformats.org/officeDocument/2006/relationships" xmlns:m="http://schemas.openxmlformats.org/officeDocument/2006/math" xmlns:v="urn:schemas-microsoft-com:vml" xmlns:wp14="http://schemas.microsoft.com/office/word/2010/wordprocessingDrawing" xmlns:wp="http://schemas.openxmlformats.org/drawingml/2006/wordprocessingDrawing" xmlns:w10="urn:schemas-microsoft-com:office:word" xmlns:w="http://schemas.openxmlformats.org/wordprocessingml/2006/main" xmlns:w14="http://schemas.microsoft.com/office/word/2010/wordml" xmlns:w15="http://schemas.microsoft.com/office/word/2012/wordml" xmlns:w16cex="http://schemas.microsoft.com/office/word/2018/wordml/cex" xmlns:w16cid="http://schemas.microsoft.com/office/word/2016/wordml/cid" xmlns:w16="http://schemas.microsoft.com/office/word/2018/wordml" xmlns:w16du="http://schemas.microsoft.com/office/word/2023/wordml/word16du" xmlns:w16sdtdh="http://schemas.microsoft.com/office/word/2020/wordml/sdtdatahash" xmlns:w16se="http://schemas.microsoft.com/office/word/2015/wordml/symex" xmlns:wpg="http://schemas.microsoft.com/office/word/2010/wordprocessingGroup" xmlns:wpi="http://schemas.microsoft.com/office/word/2010/wordprocessingInk" xmlns:wne="http://schemas.microsoft.com/office/word/2006/wordml" xmlns:wps="http://schemas.microsoft.com/office/word/2010/wordprocessingShape" mc:Ignorable="w14 w15 w16se w16cid w16 w16cex w16sdtdh w16du wp14">
+<w:ftr xmlns:wpc="http://schemas.microsoft.com/office/word/2010/wordprocessingCanvas" xmlns:cx="http://schemas.microsoft.com/office/drawing/2014/chartex" xmlns:cx1="http://schemas.microsoft.com/office/drawing/2015/9/8/chartex" xmlns:cx2="http://schemas.microsoft.com/office/drawing/2015/10/21/chartex" xmlns:cx3="http://schemas.microsoft.com/office/drawing/2016/5/9/chartex" xmlns:cx4="http://schemas.microsoft.com/office/drawing/2016/5/10/chartex" xmlns:cx5="http://schemas.microsoft.com/office/drawing/2016/5/11/chartex" xmlns:cx6="http://schemas.microsoft.com/office/drawing/2016/5/12/chartex" xmlns:cx7="http://schemas.microsoft.com/office/drawing/2016/5/13/chartex" xmlns:cx8="http://schemas.microsoft.com/office/drawing/2016/5/14/chartex" xmlns:mc="http://schemas.openxmlformats.org/markup-compatibility/2006" xmlns:aink="http://schemas.microsoft.com/office/drawing/2016/ink" xmlns:am3d="http://schemas.microsoft.com/office/drawing/2017/model3d" xmlns:o="urn:schemas-microsoft-com:office:office" xmlns:oel="http://schemas.microsoft.com/office/2019/extlst" xmlns:r="http://schemas.openxmlformats.org/officeDocument/2006/relationships" xmlns:m="http://schemas.openxmlformats.org/officeDocument/2006/math" xmlns:v="urn:schemas-microsoft-com:vml" xmlns:wp14="http://schemas.microsoft.com/office/word/2010/wordprocessingDrawing" xmlns:wp="http://schemas.openxmlformats.org/drawingml/2006/wordprocessingDrawing" xmlns:w10="urn:schemas-microsoft-com:office:word" xmlns:w="http://schemas.openxmlformats.org/wordprocessingml/2006/main" xmlns:w14="http://schemas.microsoft.com/office/word/2010/wordml" xmlns:w15="http://schemas.microsoft.com/office/word/2012/wordml" xmlns:w16cex="http://schemas.microsoft.com/office/word/2018/wordml/cex" xmlns:w16cid="http://schemas.microsoft.com/office/word/2016/wordml/cid" xmlns:w16="http://schemas.microsoft.com/office/word/2018/wordml" xmlns:w16du="http://schemas.microsoft.com/office/word/2023/wordml/word16du" xmlns:w16sdtdh="http://schemas.microsoft.com/office/word/2020/wordml/sdtdatahash" xmlns:w16sdtfl="http://schemas.microsoft.com/office/word/2024/wordml/sdtformatlock" xmlns:w16se="http://schemas.microsoft.com/office/word/2015/wordml/symex" xmlns:wpg="http://schemas.microsoft.com/office/word/2010/wordprocessingGroup" xmlns:wpi="http://schemas.microsoft.com/office/word/2010/wordprocessingInk" xmlns:wne="http://schemas.microsoft.com/office/word/2006/wordml" xmlns:wps="http://schemas.microsoft.com/office/word/2010/wordprocessingShape" mc:Ignorable="w14 w15 w16se w16cid w16 w16cex w16sdtdh w16sdtfl w16du wp14">
   <w:p>
     <w:pPr>
       <w:pStyle w:val="Footer"/>
@@ -245,7 +245,7 @@
 </file>
 
 <file path=word/footer2.xml><?xml version="1.0" encoding="utf-8"?>
-<w:ftr xmlns:wpc="http://schemas.microsoft.com/office/word/2010/wordprocessingCanvas" xmlns:cx="http://schemas.microsoft.com/office/drawing/2014/chartex" xmlns:cx1="http://schemas.microsoft.com/office/drawing/2015/9/8/chartex" xmlns:cx2="http://schemas.microsoft.com/office/drawing/2015/10/21/chartex" xmlns:cx3="http://schemas.microsoft.com/office/drawing/2016/5/9/chartex" xmlns:cx4="http://schemas.microsoft.com/office/drawing/2016/5/10/chartex" xmlns:cx5="http://schemas.microsoft.com/office/drawing/2016/5/11/chartex" xmlns:cx6="http://schemas.microsoft.com/office/drawing/2016/5/12/chartex" xmlns:cx7="http://schemas.microsoft.com/office/drawing/2016/5/13/chartex" xmlns:cx8="http://schemas.microsoft.com/office/drawing/2016/5/14/chartex" xmlns:mc="http://schemas.openxmlformats.org/markup-compatibility/2006" xmlns:aink="http://schemas.microsoft.com/office/drawing/2016/ink" xmlns:am3d="http://schemas.microsoft.com/office/drawing/2017/model3d" xmlns:o="urn:schemas-microsoft-com:office:office" xmlns:oel="http://schemas.microsoft.com/office/2019/extlst" xmlns:r="http://schemas.openxmlformats.org/officeDocument/2006/relationships" xmlns:m="http://schemas.openxmlformats.org/officeDocument/2006/math" xmlns:v="urn:schemas-microsoft-com:vml" xmlns:wp14="http://schemas.microsoft.com/office/word/2010/wordprocessingDrawing" xmlns:wp="http://schemas.openxmlformats.org/drawingml/2006/wordprocessingDrawing" xmlns:w10="urn:schemas-microsoft-com:office:word" xmlns:w="http://schemas.openxmlformats.org/wordprocessingml/2006/main" xmlns:w14="http://schemas.microsoft.com/office/word/2010/wordml" xmlns:w15="http://schemas.microsoft.com/office/word/2012/wordml" xmlns:w16cex="http://schemas.microsoft.com/office/word/2018/wordml/cex" xmlns:w16cid="http://schemas.microsoft.com/office/word/2016/wordml/cid" xmlns:w16="http://schemas.microsoft.com/office/word/2018/wordml" xmlns:w16du="http://schemas.microsoft.com/office/word/2023/wordml/word16du" xmlns:w16sdtdh="http://schemas.microsoft.com/office/word/2020/wordml/sdtdatahash" xmlns:w16se="http://schemas.microsoft.com/office/word/2015/wordml/symex" xmlns:wpg="http://schemas.microsoft.com/office/word/2010/wordprocessingGroup" xmlns:wpi="http://schemas.microsoft.com/office/word/2010/wordprocessingInk" xmlns:wne="http://schemas.microsoft.com/office/word/2006/wordml" xmlns:wps="http://schemas.microsoft.com/office/word/2010/wordprocessingShape" mc:Ignorable="w14 w15 w16se w16cid w16 w16cex w16sdtdh w16du wp14">
+<w:ftr xmlns:wpc="http://schemas.microsoft.com/office/word/2010/wordprocessingCanvas" xmlns:cx="http://schemas.microsoft.com/office/drawing/2014/chartex" xmlns:cx1="http://schemas.microsoft.com/office/drawing/2015/9/8/chartex" xmlns:cx2="http://schemas.microsoft.com/office/drawing/2015/10/21/chartex" xmlns:cx3="http://schemas.microsoft.com/office/drawing/2016/5/9/chartex" xmlns:cx4="http://schemas.microsoft.com/office/drawing/2016/5/10/chartex" xmlns:cx5="http://schemas.microsoft.com/office/drawing/2016/5/11/chartex" xmlns:cx6="http://schemas.microsoft.com/office/drawing/2016/5/12/chartex" xmlns:cx7="http://schemas.microsoft.com/office/drawing/2016/5/13/chartex" xmlns:cx8="http://schemas.microsoft.com/office/drawing/2016/5/14/chartex" xmlns:mc="http://schemas.openxmlformats.org/markup-compatibility/2006" xmlns:aink="http://schemas.microsoft.com/office/drawing/2016/ink" xmlns:am3d="http://schemas.microsoft.com/office/drawing/2017/model3d" xmlns:o="urn:schemas-microsoft-com:office:office" xmlns:oel="http://schemas.microsoft.com/office/2019/extlst" xmlns:r="http://schemas.openxmlformats.org/officeDocument/2006/relationships" xmlns:m="http://schemas.openxmlformats.org/officeDocument/2006/math" xmlns:v="urn:schemas-microsoft-com:vml" xmlns:wp14="http://schemas.microsoft.com/office/word/2010/wordprocessingDrawing" xmlns:wp="http://schemas.openxmlformats.org/drawingml/2006/wordprocessingDrawing" xmlns:w10="urn:schemas-microsoft-com:office:word" xmlns:w="http://schemas.openxmlformats.org/wordprocessingml/2006/main" xmlns:w14="http://schemas.microsoft.com/office/word/2010/wordml" xmlns:w15="http://schemas.microsoft.com/office/word/2012/wordml" xmlns:w16cex="http://schemas.microsoft.com/office/word/2018/wordml/cex" xmlns:w16cid="http://schemas.microsoft.com/office/word/2016/wordml/cid" xmlns:w16="http://schemas.microsoft.com/office/word/2018/wordml" xmlns:w16du="http://schemas.microsoft.com/office/word/2023/wordml/word16du" xmlns:w16sdtdh="http://schemas.microsoft.com/office/word/2020/wordml/sdtdatahash" xmlns:w16sdtfl="http://schemas.microsoft.com/office/word/2024/wordml/sdtformatlock" xmlns:w16se="http://schemas.microsoft.com/office/word/2015/wordml/symex" xmlns:wpg="http://schemas.microsoft.com/office/word/2010/wordprocessingGroup" xmlns:wpi="http://schemas.microsoft.com/office/word/2010/wordprocessingInk" xmlns:wne="http://schemas.microsoft.com/office/word/2006/wordml" xmlns:wps="http://schemas.microsoft.com/office/word/2010/wordprocessingShape" mc:Ignorable="w14 w15 w16se w16cid w16 w16cex w16sdtdh w16sdtfl w16du wp14">
   <w:p>
     <w:pPr>
       <w:pStyle w:val="Footer"/>
@@ -255,7 +255,7 @@
 </file>
 
 <file path=word/footer3.xml><?xml version="1.0" encoding="utf-8"?>
-<w:ftr xmlns:wpc="http://schemas.microsoft.com/office/word/2010/wordprocessingCanvas" xmlns:cx="http://schemas.microsoft.com/office/drawing/2014/chartex" xmlns:cx1="http://schemas.microsoft.com/office/drawing/2015/9/8/chartex" xmlns:cx2="http://schemas.microsoft.com/office/drawing/2015/10/21/chartex" xmlns:cx3="http://schemas.microsoft.com/office/drawing/2016/5/9/chartex" xmlns:cx4="http://schemas.microsoft.com/office/drawing/2016/5/10/chartex" xmlns:cx5="http://schemas.microsoft.com/office/drawing/2016/5/11/chartex" xmlns:cx6="http://schemas.microsoft.com/office/drawing/2016/5/12/chartex" xmlns:cx7="http://schemas.microsoft.com/office/drawing/2016/5/13/chartex" xmlns:cx8="http://schemas.microsoft.com/office/drawing/2016/5/14/chartex" xmlns:mc="http://schemas.openxmlformats.org/markup-compatibility/2006" xmlns:aink="http://schemas.microsoft.com/office/drawing/2016/ink" xmlns:am3d="http://schemas.microsoft.com/office/drawing/2017/model3d" xmlns:o="urn:schemas-microsoft-com:office:office" xmlns:oel="http://schemas.microsoft.com/office/2019/extlst" xmlns:r="http://schemas.openxmlformats.org/officeDocument/2006/relationships" xmlns:m="http://schemas.openxmlformats.org/officeDocument/2006/math" xmlns:v="urn:schemas-microsoft-com:vml" xmlns:wp14="http://schemas.microsoft.com/office/word/2010/wordprocessingDrawing" xmlns:wp="http://schemas.openxmlformats.org/drawingml/2006/wordprocessingDrawing" xmlns:w10="urn:schemas-microsoft-com:office:word" xmlns:w="http://schemas.openxmlformats.org/wordprocessingml/2006/main" xmlns:w14="http://schemas.microsoft.com/office/word/2010/wordml" xmlns:w15="http://schemas.microsoft.com/office/word/2012/wordml" xmlns:w16cex="http://schemas.microsoft.com/office/word/2018/wordml/cex" xmlns:w16cid="http://schemas.microsoft.com/office/word/2016/wordml/cid" xmlns:w16="http://schemas.microsoft.com/office/word/2018/wordml" xmlns:w16du="http://schemas.microsoft.com/office/word/2023/wordml/word16du" xmlns:w16sdtdh="http://schemas.microsoft.com/office/word/2020/wordml/sdtdatahash" xmlns:w16se="http://schemas.microsoft.com/office/word/2015/wordml/symex" xmlns:wpg="http://schemas.microsoft.com/office/word/2010/wordprocessingGroup" xmlns:wpi="http://schemas.microsoft.com/office/word/2010/wordprocessingInk" xmlns:wne="http://schemas.microsoft.com/office/word/2006/wordml" xmlns:wps="http://schemas.microsoft.com/office/word/2010/wordprocessingShape" mc:Ignorable="w14 w15 w16se w16cid w16 w16cex w16sdtdh w16du wp14">
+<w:ftr xmlns:wpc="http://schemas.microsoft.com/office/word/2010/wordprocessingCanvas" xmlns:cx="http://schemas.microsoft.com/office/drawing/2014/chartex" xmlns:cx1="http://schemas.microsoft.com/office/drawing/2015/9/8/chartex" xmlns:cx2="http://schemas.microsoft.com/office/drawing/2015/10/21/chartex" xmlns:cx3="http://schemas.microsoft.com/office/drawing/2016/5/9/chartex" xmlns:cx4="http://schemas.microsoft.com/office/drawing/2016/5/10/chartex" xmlns:cx5="http://schemas.microsoft.com/office/drawing/2016/5/11/chartex" xmlns:cx6="http://schemas.microsoft.com/office/drawing/2016/5/12/chartex" xmlns:cx7="http://schemas.microsoft.com/office/drawing/2016/5/13/chartex" xmlns:cx8="http://schemas.microsoft.com/office/drawing/2016/5/14/chartex" xmlns:mc="http://schemas.openxmlformats.org/markup-compatibility/2006" xmlns:aink="http://schemas.microsoft.com/office/drawing/2016/ink" xmlns:am3d="http://schemas.microsoft.com/office/drawing/2017/model3d" xmlns:o="urn:schemas-microsoft-com:office:office" xmlns:oel="http://schemas.microsoft.com/office/2019/extlst" xmlns:r="http://schemas.openxmlformats.org/officeDocument/2006/relationships" xmlns:m="http://schemas.openxmlformats.org/officeDocument/2006/math" xmlns:v="urn:schemas-microsoft-com:vml" xmlns:wp14="http://schemas.microsoft.com/office/word/2010/wordprocessingDrawing" xmlns:wp="http://schemas.openxmlformats.org/drawingml/2006/wordprocessingDrawing" xmlns:w10="urn:schemas-microsoft-com:office:word" xmlns:w="http://schemas.openxmlformats.org/wordprocessingml/2006/main" xmlns:w14="http://schemas.microsoft.com/office/word/2010/wordml" xmlns:w15="http://schemas.microsoft.com/office/word/2012/wordml" xmlns:w16cex="http://schemas.microsoft.com/office/word/2018/wordml/cex" xmlns:w16cid="http://schemas.microsoft.com/office/word/2016/wordml/cid" xmlns:w16="http://schemas.microsoft.com/office/word/2018/wordml" xmlns:w16du="http://schemas.microsoft.com/office/word/2023/wordml/word16du" xmlns:w16sdtdh="http://schemas.microsoft.com/office/word/2020/wordml/sdtdatahash" xmlns:w16sdtfl="http://schemas.microsoft.com/office/word/2024/wordml/sdtformatlock" xmlns:w16se="http://schemas.microsoft.com/office/word/2015/wordml/symex" xmlns:wpg="http://schemas.microsoft.com/office/word/2010/wordprocessingGroup" xmlns:wpi="http://schemas.microsoft.com/office/word/2010/wordprocessingInk" xmlns:wne="http://schemas.microsoft.com/office/word/2006/wordml" xmlns:wps="http://schemas.microsoft.com/office/word/2010/wordprocessingShape" mc:Ignorable="w14 w15 w16se w16cid w16 w16cex w16sdtdh w16sdtfl w16du wp14">
   <w:p>
     <w:pPr>
       <w:pStyle w:val="Footer"/>
@@ -284,7 +284,7 @@
 </file>
 
 <file path=word/header1.xml><?xml version="1.0" encoding="utf-8"?>
-<w:hdr xmlns:wpc="http://schemas.microsoft.com/office/word/2010/wordprocessingCanvas" xmlns:cx="http://schemas.microsoft.com/office/drawing/2014/chartex" xmlns:cx1="http://schemas.microsoft.com/office/drawing/2015/9/8/chartex" xmlns:cx2="http://schemas.microsoft.com/office/drawing/2015/10/21/chartex" xmlns:cx3="http://schemas.microsoft.com/office/drawing/2016/5/9/chartex" xmlns:cx4="http://schemas.microsoft.com/office/drawing/2016/5/10/chartex" xmlns:cx5="http://schemas.microsoft.com/office/drawing/2016/5/11/chartex" xmlns:cx6="http://schemas.microsoft.com/office/drawing/2016/5/12/chartex" xmlns:cx7="http://schemas.microsoft.com/office/drawing/2016/5/13/chartex" xmlns:cx8="http://schemas.microsoft.com/office/drawing/2016/5/14/chartex" xmlns:mc="http://schemas.openxmlformats.org/markup-compatibility/2006" xmlns:aink="http://schemas.microsoft.com/office/drawing/2016/ink" xmlns:am3d="http://schemas.microsoft.com/office/drawing/2017/model3d" xmlns:o="urn:schemas-microsoft-com:office:office" xmlns:oel="http://schemas.microsoft.com/office/2019/extlst" xmlns:r="http://schemas.openxmlformats.org/officeDocument/2006/relationships" xmlns:m="http://schemas.openxmlformats.org/officeDocument/2006/math" xmlns:v="urn:schemas-microsoft-com:vml" xmlns:wp14="http://schemas.microsoft.com/office/word/2010/wordprocessingDrawing" xmlns:wp="http://schemas.openxmlformats.org/drawingml/2006/wordprocessingDrawing" xmlns:w10="urn:schemas-microsoft-com:office:word" xmlns:w="http://schemas.openxmlformats.org/wordprocessingml/2006/main" xmlns:w14="http://schemas.microsoft.com/office/word/2010/wordml" xmlns:w15="http://schemas.microsoft.com/office/word/2012/wordml" xmlns:w16cex="http://schemas.microsoft.com/office/word/2018/wordml/cex" xmlns:w16cid="http://schemas.microsoft.com/office/word/2016/wordml/cid" xmlns:w16="http://schemas.microsoft.com/office/word/2018/wordml" xmlns:w16du="http://schemas.microsoft.com/office/word/2023/wordml/word16du" xmlns:w16sdtdh="http://schemas.microsoft.com/office/word/2020/wordml/sdtdatahash" xmlns:w16se="http://schemas.microsoft.com/office/word/2015/wordml/symex" xmlns:wpg="http://schemas.microsoft.com/office/word/2010/wordprocessingGroup" xmlns:wpi="http://schemas.microsoft.com/office/word/2010/wordprocessingInk" xmlns:wne="http://schemas.microsoft.com/office/word/2006/wordml" xmlns:wps="http://schemas.microsoft.com/office/word/2010/wordprocessingShape" mc:Ignorable="w14 w15 w16se w16cid w16 w16cex w16sdtdh w16du wp14">
+<w:hdr xmlns:wpc="http://schemas.microsoft.com/office/word/2010/wordprocessingCanvas" xmlns:cx="http://schemas.microsoft.com/office/drawing/2014/chartex" xmlns:cx1="http://schemas.microsoft.com/office/drawing/2015/9/8/chartex" xmlns:cx2="http://schemas.microsoft.com/office/drawing/2015/10/21/chartex" xmlns:cx3="http://schemas.microsoft.com/office/drawing/2016/5/9/chartex" xmlns:cx4="http://schemas.microsoft.com/office/drawing/2016/5/10/chartex" xmlns:cx5="http://schemas.microsoft.com/office/drawing/2016/5/11/chartex" xmlns:cx6="http://schemas.microsoft.com/office/drawing/2016/5/12/chartex" xmlns:cx7="http://schemas.microsoft.com/office/drawing/2016/5/13/chartex" xmlns:cx8="http://schemas.microsoft.com/office/drawing/2016/5/14/chartex" xmlns:mc="http://schemas.openxmlformats.org/markup-compatibility/2006" xmlns:aink="http://schemas.microsoft.com/office/drawing/2016/ink" xmlns:am3d="http://schemas.microsoft.com/office/drawing/2017/model3d" xmlns:o="urn:schemas-microsoft-com:office:office" xmlns:oel="http://schemas.microsoft.com/office/2019/extlst" xmlns:r="http://schemas.openxmlformats.org/officeDocument/2006/relationships" xmlns:m="http://schemas.openxmlformats.org/officeDocument/2006/math" xmlns:v="urn:schemas-microsoft-com:vml" xmlns:wp14="http://schemas.microsoft.com/office/word/2010/wordprocessingDrawing" xmlns:wp="http://schemas.openxmlformats.org/drawingml/2006/wordprocessingDrawing" xmlns:w10="urn:schemas-microsoft-com:office:word" xmlns:w="http://schemas.openxmlformats.org/wordprocessingml/2006/main" xmlns:w14="http://schemas.microsoft.com/office/word/2010/wordml" xmlns:w15="http://schemas.microsoft.com/office/word/2012/wordml" xmlns:w16cex="http://schemas.microsoft.com/office/word/2018/wordml/cex" xmlns:w16cid="http://schemas.microsoft.com/office/word/2016/wordml/cid" xmlns:w16="http://schemas.microsoft.com/office/word/2018/wordml" xmlns:w16du="http://schemas.microsoft.com/office/word/2023/wordml/word16du" xmlns:w16sdtdh="http://schemas.microsoft.com/office/word/2020/wordml/sdtdatahash" xmlns:w16sdtfl="http://schemas.microsoft.com/office/word/2024/wordml/sdtformatlock" xmlns:w16se="http://schemas.microsoft.com/office/word/2015/wordml/symex" xmlns:wpg="http://schemas.microsoft.com/office/word/2010/wordprocessingGroup" xmlns:wpi="http://schemas.microsoft.com/office/word/2010/wordprocessingInk" xmlns:wne="http://schemas.microsoft.com/office/word/2006/wordml" xmlns:wps="http://schemas.microsoft.com/office/word/2010/wordprocessingShape" mc:Ignorable="w14 w15 w16se w16cid w16 w16cex w16sdtdh w16sdtfl w16du wp14">
   <w:p>
     <w:pPr>
       <w:pStyle w:val="Header"/>
@@ -294,7 +294,7 @@
 </file>
 
 <file path=word/header2.xml><?xml version="1.0" encoding="utf-8"?>
-<w:hdr xmlns:wpc="http://schemas.microsoft.com/office/word/2010/wordprocessingCanvas" xmlns:cx="http://schemas.microsoft.com/office/drawing/2014/chartex" xmlns:cx1="http://schemas.microsoft.com/office/drawing/2015/9/8/chartex" xmlns:cx2="http://schemas.microsoft.com/office/drawing/2015/10/21/chartex" xmlns:cx3="http://schemas.microsoft.com/office/drawing/2016/5/9/chartex" xmlns:cx4="http://schemas.microsoft.com/office/drawing/2016/5/10/chartex" xmlns:cx5="http://schemas.microsoft.com/office/drawing/2016/5/11/chartex" xmlns:cx6="http://schemas.microsoft.com/office/drawing/2016/5/12/chartex" xmlns:cx7="http://schemas.microsoft.com/office/drawing/2016/5/13/chartex" xmlns:cx8="http://schemas.microsoft.com/office/drawing/2016/5/14/chartex" xmlns:mc="http://schemas.openxmlformats.org/markup-compatibility/2006" xmlns:aink="http://schemas.microsoft.com/office/drawing/2016/ink" xmlns:am3d="http://schemas.microsoft.com/office/drawing/2017/model3d" xmlns:o="urn:schemas-microsoft-com:office:office" xmlns:oel="http://schemas.microsoft.com/office/2019/extlst" xmlns:r="http://schemas.openxmlformats.org/officeDocument/2006/relationships" xmlns:m="http://schemas.openxmlformats.org/officeDocument/2006/math" xmlns:v="urn:schemas-microsoft-com:vml" xmlns:wp14="http://schemas.microsoft.com/office/word/2010/wordprocessingDrawing" xmlns:wp="http://schemas.openxmlformats.org/drawingml/2006/wordprocessingDrawing" xmlns:w10="urn:schemas-microsoft-com:office:word" xmlns:w="http://schemas.openxmlformats.org/wordprocessingml/2006/main" xmlns:w14="http://schemas.microsoft.com/office/word/2010/wordml" xmlns:w15="http://schemas.microsoft.com/office/word/2012/wordml" xmlns:w16cex="http://schemas.microsoft.com/office/word/2018/wordml/cex" xmlns:w16cid="http://schemas.microsoft.com/office/word/2016/wordml/cid" xmlns:w16="http://schemas.microsoft.com/office/word/2018/wordml" xmlns:w16du="http://schemas.microsoft.com/office/word/2023/wordml/word16du" xmlns:w16sdtdh="http://schemas.microsoft.com/office/word/2020/wordml/sdtdatahash" xmlns:w16se="http://schemas.microsoft.com/office/word/2015/wordml/symex" xmlns:wpg="http://schemas.microsoft.com/office/word/2010/wordprocessingGroup" xmlns:wpi="http://schemas.microsoft.com/office/word/2010/wordprocessingInk" xmlns:wne="http://schemas.microsoft.com/office/word/2006/wordml" xmlns:wps="http://schemas.microsoft.com/office/word/2010/wordprocessingShape" mc:Ignorable="w14 w15 w16se w16cid w16 w16cex w16sdtdh w16du wp14">
+<w:hdr xmlns:wpc="http://schemas.microsoft.com/office/word/2010/wordprocessingCanvas" xmlns:cx="http://schemas.microsoft.com/office/drawing/2014/chartex" xmlns:cx1="http://schemas.microsoft.com/office/drawing/2015/9/8/chartex" xmlns:cx2="http://schemas.microsoft.com/office/drawing/2015/10/21/chartex" xmlns:cx3="http://schemas.microsoft.com/office/drawing/2016/5/9/chartex" xmlns:cx4="http://schemas.microsoft.com/office/drawing/2016/5/10/chartex" xmlns:cx5="http://schemas.microsoft.com/office/drawing/2016/5/11/chartex" xmlns:cx6="http://schemas.microsoft.com/office/drawing/2016/5/12/chartex" xmlns:cx7="http://schemas.microsoft.com/office/drawing/2016/5/13/chartex" xmlns:cx8="http://schemas.microsoft.com/office/drawing/2016/5/14/chartex" xmlns:mc="http://schemas.openxmlformats.org/markup-compatibility/2006" xmlns:aink="http://schemas.microsoft.com/office/drawing/2016/ink" xmlns:am3d="http://schemas.microsoft.com/office/drawing/2017/model3d" xmlns:o="urn:schemas-microsoft-com:office:office" xmlns:oel="http://schemas.microsoft.com/office/2019/extlst" xmlns:r="http://schemas.openxmlformats.org/officeDocument/2006/relationships" xmlns:m="http://schemas.openxmlformats.org/officeDocument/2006/math" xmlns:v="urn:schemas-microsoft-com:vml" xmlns:wp14="http://schemas.microsoft.com/office/word/2010/wordprocessingDrawing" xmlns:wp="http://schemas.openxmlformats.org/drawingml/2006/wordprocessingDrawing" xmlns:w10="urn:schemas-microsoft-com:office:word" xmlns:w="http://schemas.openxmlformats.org/wordprocessingml/2006/main" xmlns:w14="http://schemas.microsoft.com/office/word/2010/wordml" xmlns:w15="http://schemas.microsoft.com/office/word/2012/wordml" xmlns:w16cex="http://schemas.microsoft.com/office/word/2018/wordml/cex" xmlns:w16cid="http://schemas.microsoft.com/office/word/2016/wordml/cid" xmlns:w16="http://schemas.microsoft.com/office/word/2018/wordml" xmlns:w16du="http://schemas.microsoft.com/office/word/2023/wordml/word16du" xmlns:w16sdtdh="http://schemas.microsoft.com/office/word/2020/wordml/sdtdatahash" xmlns:w16sdtfl="http://schemas.microsoft.com/office/word/2024/wordml/sdtformatlock" xmlns:w16se="http://schemas.microsoft.com/office/word/2015/wordml/symex" xmlns:wpg="http://schemas.microsoft.com/office/word/2010/wordprocessingGroup" xmlns:wpi="http://schemas.microsoft.com/office/word/2010/wordprocessingInk" xmlns:wne="http://schemas.microsoft.com/office/word/2006/wordml" xmlns:wps="http://schemas.microsoft.com/office/word/2010/wordprocessingShape" mc:Ignorable="w14 w15 w16se w16cid w16 w16cex w16sdtdh w16sdtfl w16du wp14">
   <w:p>
     <w:pPr>
       <w:tabs>
@@ -356,7 +356,7 @@
 </file>
 
 <file path=word/header3.xml><?xml version="1.0" encoding="utf-8"?>
-<w:hdr xmlns:wpc="http://schemas.microsoft.com/office/word/2010/wordprocessingCanvas" xmlns:cx="http://schemas.microsoft.com/office/drawing/2014/chartex" xmlns:cx1="http://schemas.microsoft.com/office/drawing/2015/9/8/chartex" xmlns:cx2="http://schemas.microsoft.com/office/drawing/2015/10/21/chartex" xmlns:cx3="http://schemas.microsoft.com/office/drawing/2016/5/9/chartex" xmlns:cx4="http://schemas.microsoft.com/office/drawing/2016/5/10/chartex" xmlns:cx5="http://schemas.microsoft.com/office/drawing/2016/5/11/chartex" xmlns:cx6="http://schemas.microsoft.com/office/drawing/2016/5/12/chartex" xmlns:cx7="http://schemas.microsoft.com/office/drawing/2016/5/13/chartex" xmlns:cx8="http://schemas.microsoft.com/office/drawing/2016/5/14/chartex" xmlns:mc="http://schemas.openxmlformats.org/markup-compatibility/2006" xmlns:aink="http://schemas.microsoft.com/office/drawing/2016/ink" xmlns:am3d="http://schemas.microsoft.com/office/drawing/2017/model3d" xmlns:o="urn:schemas-microsoft-com:office:office" xmlns:oel="http://schemas.microsoft.com/office/2019/extlst" xmlns:r="http://schemas.openxmlformats.org/officeDocument/2006/relationships" xmlns:m="http://schemas.openxmlformats.org/officeDocument/2006/math" xmlns:v="urn:schemas-microsoft-com:vml" xmlns:wp14="http://schemas.microsoft.com/office/word/2010/wordprocessingDrawing" xmlns:wp="http://schemas.openxmlformats.org/drawingml/2006/wordprocessingDrawing" xmlns:w10="urn:schemas-microsoft-com:office:word" xmlns:w="http://schemas.openxmlformats.org/wordprocessingml/2006/main" xmlns:w14="http://schemas.microsoft.com/office/word/2010/wordml" xmlns:w15="http://schemas.microsoft.com/office/word/2012/wordml" xmlns:w16cex="http://schemas.microsoft.com/office/word/2018/wordml/cex" xmlns:w16cid="http://schemas.microsoft.com/office/word/2016/wordml/cid" xmlns:w16="http://schemas.microsoft.com/office/word/2018/wordml" xmlns:w16du="http://schemas.microsoft.com/office/word/2023/wordml/word16du" xmlns:w16sdtdh="http://schemas.microsoft.com/office/word/2020/wordml/sdtdatahash" xmlns:w16se="http://schemas.microsoft.com/office/word/2015/wordml/symex" xmlns:wpg="http://schemas.microsoft.com/office/word/2010/wordprocessingGroup" xmlns:wpi="http://schemas.microsoft.com/office/word/2010/wordprocessingInk" xmlns:wne="http://schemas.microsoft.com/office/word/2006/wordml" xmlns:wps="http://schemas.microsoft.com/office/word/2010/wordprocessingShape" mc:Ignorable="w14 w15 w16se w16cid w16 w16cex w16sdtdh w16du wp14">
+<w:hdr xmlns:wpc="http://schemas.microsoft.com/office/word/2010/wordprocessingCanvas" xmlns:cx="http://schemas.microsoft.com/office/drawing/2014/chartex" xmlns:cx1="http://schemas.microsoft.com/office/drawing/2015/9/8/chartex" xmlns:cx2="http://schemas.microsoft.com/office/drawing/2015/10/21/chartex" xmlns:cx3="http://schemas.microsoft.com/office/drawing/2016/5/9/chartex" xmlns:cx4="http://schemas.microsoft.com/office/drawing/2016/5/10/chartex" xmlns:cx5="http://schemas.microsoft.com/office/drawing/2016/5/11/chartex" xmlns:cx6="http://schemas.microsoft.com/office/drawing/2016/5/12/chartex" xmlns:cx7="http://schemas.microsoft.com/office/drawing/2016/5/13/chartex" xmlns:cx8="http://schemas.microsoft.com/office/drawing/2016/5/14/chartex" xmlns:mc="http://schemas.openxmlformats.org/markup-compatibility/2006" xmlns:aink="http://schemas.microsoft.com/office/drawing/2016/ink" xmlns:am3d="http://schemas.microsoft.com/office/drawing/2017/model3d" xmlns:o="urn:schemas-microsoft-com:office:office" xmlns:oel="http://schemas.microsoft.com/office/2019/extlst" xmlns:r="http://schemas.openxmlformats.org/officeDocument/2006/relationships" xmlns:m="http://schemas.openxmlformats.org/officeDocument/2006/math" xmlns:v="urn:schemas-microsoft-com:vml" xmlns:wp14="http://schemas.microsoft.com/office/word/2010/wordprocessingDrawing" xmlns:wp="http://schemas.openxmlformats.org/drawingml/2006/wordprocessingDrawing" xmlns:w10="urn:schemas-microsoft-com:office:word" xmlns:w="http://schemas.openxmlformats.org/wordprocessingml/2006/main" xmlns:w14="http://schemas.microsoft.com/office/word/2010/wordml" xmlns:w15="http://schemas.microsoft.com/office/word/2012/wordml" xmlns:w16cex="http://schemas.microsoft.com/office/word/2018/wordml/cex" xmlns:w16cid="http://schemas.microsoft.com/office/word/2016/wordml/cid" xmlns:w16="http://schemas.microsoft.com/office/word/2018/wordml" xmlns:w16du="http://schemas.microsoft.com/office/word/2023/wordml/word16du" xmlns:w16sdtdh="http://schemas.microsoft.com/office/word/2020/wordml/sdtdatahash" xmlns:w16sdtfl="http://schemas.microsoft.com/office/word/2024/wordml/sdtformatlock" xmlns:w16se="http://schemas.microsoft.com/office/word/2015/wordml/symex" xmlns:wpg="http://schemas.microsoft.com/office/word/2010/wordprocessingGroup" xmlns:wpi="http://schemas.microsoft.com/office/word/2010/wordprocessingInk" xmlns:wne="http://schemas.microsoft.com/office/word/2006/wordml" xmlns:wps="http://schemas.microsoft.com/office/word/2010/wordprocessingShape" mc:Ignorable="w14 w15 w16se w16cid w16 w16cex w16sdtdh w16sdtfl w16du wp14">
   <w:p>
     <w:pPr>
       <w:pStyle w:val="Header"/>
@@ -366,7 +366,7 @@
 </file>
 
 <file path=word/numbering.xml><?xml version="1.0" encoding="utf-8"?>
-<w:numbering xmlns:aink="http://schemas.microsoft.com/office/drawing/2016/ink" xmlns:am3d="http://schemas.microsoft.com/office/drawing/2017/model3d" xmlns:cx="http://schemas.microsoft.com/office/drawing/2014/chartex" xmlns:cx1="http://schemas.microsoft.com/office/drawing/2015/9/8/chartex" xmlns:cx2="http://schemas.microsoft.com/office/drawing/2015/10/21/chartex" xmlns:cx3="http://schemas.microsoft.com/office/drawing/2016/5/9/chartex" xmlns:cx4="http://schemas.microsoft.com/office/drawing/2016/5/10/chartex" xmlns:cx5="http://schemas.microsoft.com/office/drawing/2016/5/11/chartex" xmlns:cx6="http://schemas.microsoft.com/office/drawing/2016/5/12/chartex" xmlns:cx7="http://schemas.microsoft.com/office/drawing/2016/5/13/chartex" xmlns:cx8="http://schemas.microsoft.com/office/drawing/2016/5/14/chartex" xmlns:m="http://schemas.openxmlformats.org/officeDocument/2006/math" xmlns:mc="http://schemas.openxmlformats.org/markup-compatibility/2006" xmlns:o="urn:schemas-microsoft-com:office:office" xmlns:oel="http://schemas.microsoft.com/office/2019/extlst" xmlns:r="http://schemas.openxmlformats.org/officeDocument/2006/relationships" xmlns:v="urn:schemas-microsoft-com:vml" xmlns:w="http://schemas.openxmlformats.org/wordprocessingml/2006/main" xmlns:w10="urn:schemas-microsoft-com:office:word" xmlns:w14="http://schemas.microsoft.com/office/word/2010/wordml" xmlns:w15="http://schemas.microsoft.com/office/word/2012/wordml" xmlns:w16="http://schemas.microsoft.com/office/word/2018/wordml" xmlns:w16cex="http://schemas.microsoft.com/office/word/2018/wordml/cex" xmlns:w16cid="http://schemas.microsoft.com/office/word/2016/wordml/cid" xmlns:w16du="http://schemas.microsoft.com/office/word/2023/wordml/word16du" xmlns:w16sdtdh="http://schemas.microsoft.com/office/word/2020/wordml/sdtdatahash" xmlns:w16se="http://schemas.microsoft.com/office/word/2015/wordml/symex" xmlns:wne="http://schemas.microsoft.com/office/word/2006/wordml" xmlns:wp="http://schemas.openxmlformats.org/drawingml/2006/wordprocessingDrawing" xmlns:wp14="http://schemas.microsoft.com/office/word/2010/wordprocessingDrawing" xmlns:wpc="http://schemas.microsoft.com/office/word/2010/wordprocessingCanvas" xmlns:wpg="http://schemas.microsoft.com/office/word/2010/wordprocessingGroup" xmlns:wpi="http://schemas.microsoft.com/office/word/2010/wordprocessingInk" xmlns:wps="http://schemas.microsoft.com/office/word/2010/wordprocessingShape" mc:Ignorable="w14 w15 w16se w16cid w16 w16cex w16sdtdh w16du wp14">
+<w:numbering xmlns:aink="http://schemas.microsoft.com/office/drawing/2016/ink" xmlns:am3d="http://schemas.microsoft.com/office/drawing/2017/model3d" xmlns:cx="http://schemas.microsoft.com/office/drawing/2014/chartex" xmlns:cx1="http://schemas.microsoft.com/office/drawing/2015/9/8/chartex" xmlns:cx2="http://schemas.microsoft.com/office/drawing/2015/10/21/chartex" xmlns:cx3="http://schemas.microsoft.com/office/drawing/2016/5/9/chartex" xmlns:cx4="http://schemas.microsoft.com/office/drawing/2016/5/10/chartex" xmlns:cx5="http://schemas.microsoft.com/office/drawing/2016/5/11/chartex" xmlns:cx6="http://schemas.microsoft.com/office/drawing/2016/5/12/chartex" xmlns:cx7="http://schemas.microsoft.com/office/drawing/2016/5/13/chartex" xmlns:cx8="http://schemas.microsoft.com/office/drawing/2016/5/14/chartex" xmlns:m="http://schemas.openxmlformats.org/officeDocument/2006/math" xmlns:mc="http://schemas.openxmlformats.org/markup-compatibility/2006" xmlns:o="urn:schemas-microsoft-com:office:office" xmlns:oel="http://schemas.microsoft.com/office/2019/extlst" xmlns:r="http://schemas.openxmlformats.org/officeDocument/2006/relationships" xmlns:v="urn:schemas-microsoft-com:vml" xmlns:w="http://schemas.openxmlformats.org/wordprocessingml/2006/main" xmlns:w10="urn:schemas-microsoft-com:office:word" xmlns:w14="http://schemas.microsoft.com/office/word/2010/wordml" xmlns:w15="http://schemas.microsoft.com/office/word/2012/wordml" xmlns:w16="http://schemas.microsoft.com/office/word/2018/wordml" xmlns:w16cex="http://schemas.microsoft.com/office/word/2018/wordml/cex" xmlns:w16cid="http://schemas.microsoft.com/office/word/2016/wordml/cid" xmlns:w16du="http://schemas.microsoft.com/office/word/2023/wordml/word16du" xmlns:w16sdtdh="http://schemas.microsoft.com/office/word/2020/wordml/sdtdatahash" xmlns:w16sdtfl="http://schemas.microsoft.com/office/word/2024/wordml/sdtformatlock" xmlns:w16se="http://schemas.microsoft.com/office/word/2015/wordml/symex" xmlns:wne="http://schemas.microsoft.com/office/word/2006/wordml" xmlns:wp="http://schemas.openxmlformats.org/drawingml/2006/wordprocessingDrawing" xmlns:wp14="http://schemas.microsoft.com/office/word/2010/wordprocessingDrawing" xmlns:wpc="http://schemas.microsoft.com/office/word/2010/wordprocessingCanvas" xmlns:wpg="http://schemas.microsoft.com/office/word/2010/wordprocessingGroup" xmlns:wpi="http://schemas.microsoft.com/office/word/2010/wordprocessingInk" xmlns:wps="http://schemas.microsoft.com/office/word/2010/wordprocessingShape" mc:Ignorable="w14 w15 w16se w16cid w16 w16cex w16sdtdh w16sdtfl w16du wp14">
   <w:abstractNum w15:restartNumberingAfterBreak="0" w:abstractNumId="0">
     <w:nsid w:val="FFFFFF7C"/>
     <w:multiLevelType w:val="singleLevel"/>
@@ -788,7 +788,7 @@
 </file>
 
 <file path=word/styles.xml><?xml version="1.0" encoding="utf-8"?>
-<w:styles xmlns:mc="http://schemas.openxmlformats.org/markup-compatibility/2006" xmlns:r="http://schemas.openxmlformats.org/officeDocument/2006/relationships" xmlns:w="http://schemas.openxmlformats.org/wordprocessingml/2006/main" xmlns:w14="http://schemas.microsoft.com/office/word/2010/wordml" xmlns:w15="http://schemas.microsoft.com/office/word/2012/wordml" xmlns:w16="http://schemas.microsoft.com/office/word/2018/wordml" xmlns:w16cex="http://schemas.microsoft.com/office/word/2018/wordml/cex" xmlns:w16cid="http://schemas.microsoft.com/office/word/2016/wordml/cid" xmlns:w16du="http://schemas.microsoft.com/office/word/2023/wordml/word16du" xmlns:w16sdtdh="http://schemas.microsoft.com/office/word/2020/wordml/sdtdatahash" xmlns:w16se="http://schemas.microsoft.com/office/word/2015/wordml/symex" mc:Ignorable="w14 w15 w16se w16cid w16 w16cex w16sdtdh w16du">
+<w:styles xmlns:mc="http://schemas.openxmlformats.org/markup-compatibility/2006" xmlns:r="http://schemas.openxmlformats.org/officeDocument/2006/relationships" xmlns:w="http://schemas.openxmlformats.org/wordprocessingml/2006/main" xmlns:w14="http://schemas.microsoft.com/office/word/2010/wordml" xmlns:w15="http://schemas.microsoft.com/office/word/2012/wordml" xmlns:w16="http://schemas.microsoft.com/office/word/2018/wordml" xmlns:w16cex="http://schemas.microsoft.com/office/word/2018/wordml/cex" xmlns:w16cid="http://schemas.microsoft.com/office/word/2016/wordml/cid" xmlns:w16du="http://schemas.microsoft.com/office/word/2023/wordml/word16du" xmlns:w16sdtdh="http://schemas.microsoft.com/office/word/2020/wordml/sdtdatahash" xmlns:w16sdtfl="http://schemas.microsoft.com/office/word/2024/wordml/sdtformatlock" xmlns:w16se="http://schemas.microsoft.com/office/word/2015/wordml/symex" mc:Ignorable="w14 w15 w16se w16cid w16 w16cex w16sdtdh w16sdtfl w16du">
   <w:docDefaults>
     <w:rPrDefault>
       <w:rPr>
@@ -1257,7 +1257,6 @@
     <w:next w:val="BodyText"/>
     <w:uiPriority w:val="9"/>
     <w:unhideWhenUsed/>
-    <w:qFormat/>
     <w:pPr>
       <w:keepNext/>
       <w:keepLines/>
@@ -1275,7 +1274,6 @@
     <w:next w:val="BodyText"/>
     <w:uiPriority w:val="9"/>
     <w:unhideWhenUsed/>
-    <w:qFormat/>
     <w:pPr>
       <w:keepNext/>
       <w:keepLines/>
@@ -1293,7 +1291,6 @@
     <w:next w:val="BodyText"/>
     <w:uiPriority w:val="9"/>
     <w:unhideWhenUsed/>
-    <w:qFormat/>
     <w:pPr>
       <w:keepNext/>
       <w:keepLines/>
@@ -1311,7 +1308,6 @@
     <w:next w:val="BodyText"/>
     <w:uiPriority w:val="9"/>
     <w:unhideWhenUsed/>
-    <w:qFormat/>
     <w:pPr>
       <w:keepNext/>
       <w:keepLines/>
@@ -1574,10 +1570,10 @@
     <w:name w:val="Verbatim Char"/>
     <w:basedOn w:val="CaptionChar"/>
     <w:link w:val="SourceCode"/>
-    <w:rPr>
-      <w:rFonts w:ascii="Consolas" w:hAnsi="Consolas"/>
-      <w:i/>
-      <w:sz w:val="22"/>
+    <w:rsid w:val="00036EDA"/>
+    <w:rPr>
+      <w:i w:val="0"/>
+      <w:shd w:color="auto" w:fill="F1F3F5" w:val="clear"/>
     </w:rPr>
   </w:style>
   <w:style w:customStyle="1" w:styleId="SectionNumber" w:type="character">
@@ -1650,9 +1646,12 @@
     <w:name w:val="Source Code"/>
     <w:basedOn w:val="Normal"/>
     <w:link w:val="VerbatimChar"/>
+    <w:rsid w:val="00036EDA"/>
     <w:pPr>
       <w:shd w:color="auto" w:fill="F1F3F5" w:val="clear"/>
       <w:wordWrap w:val="0"/>
+      <w:spacing w:after="240" w:line="240" w:lineRule="auto"/>
+      <w:contextualSpacing/>
     </w:pPr>
   </w:style>
   <w:style w:customStyle="1" w:styleId="KeywordTok" w:type="character">
@@ -1660,7 +1659,7 @@
     <w:basedOn w:val="VerbatimChar"/>
     <w:rPr>
       <w:rFonts w:ascii="Consolas" w:hAnsi="Consolas"/>
-      <w:i/>
+      <w:i w:val="0"/>
       <w:color w:val="003B4F"/>
       <w:sz w:val="22"/>
       <w:shd w:color="auto" w:fill="F1F3F5" w:val="clear"/>
@@ -1671,7 +1670,7 @@
     <w:basedOn w:val="VerbatimChar"/>
     <w:rPr>
       <w:rFonts w:ascii="Consolas" w:hAnsi="Consolas"/>
-      <w:i/>
+      <w:i w:val="0"/>
       <w:color w:val="AD0000"/>
       <w:sz w:val="22"/>
       <w:shd w:color="auto" w:fill="F1F3F5" w:val="clear"/>
@@ -1682,7 +1681,7 @@
     <w:basedOn w:val="VerbatimChar"/>
     <w:rPr>
       <w:rFonts w:ascii="Consolas" w:hAnsi="Consolas"/>
-      <w:i/>
+      <w:i w:val="0"/>
       <w:color w:val="AD0000"/>
       <w:sz w:val="22"/>
       <w:shd w:color="auto" w:fill="F1F3F5" w:val="clear"/>
@@ -1693,7 +1692,7 @@
     <w:basedOn w:val="VerbatimChar"/>
     <w:rPr>
       <w:rFonts w:ascii="Consolas" w:hAnsi="Consolas"/>
-      <w:i/>
+      <w:i w:val="0"/>
       <w:color w:val="AD0000"/>
       <w:sz w:val="22"/>
       <w:shd w:color="auto" w:fill="F1F3F5" w:val="clear"/>
@@ -1704,7 +1703,7 @@
     <w:basedOn w:val="VerbatimChar"/>
     <w:rPr>
       <w:rFonts w:ascii="Consolas" w:hAnsi="Consolas"/>
-      <w:i/>
+      <w:i w:val="0"/>
       <w:color w:val="AD0000"/>
       <w:sz w:val="22"/>
       <w:shd w:color="auto" w:fill="F1F3F5" w:val="clear"/>
@@ -1715,7 +1714,7 @@
     <w:basedOn w:val="VerbatimChar"/>
     <w:rPr>
       <w:rFonts w:ascii="Consolas" w:hAnsi="Consolas"/>
-      <w:i/>
+      <w:i w:val="0"/>
       <w:color w:val="8F5902"/>
       <w:sz w:val="22"/>
       <w:shd w:color="auto" w:fill="F1F3F5" w:val="clear"/>
@@ -1726,7 +1725,7 @@
     <w:basedOn w:val="VerbatimChar"/>
     <w:rPr>
       <w:rFonts w:ascii="Consolas" w:hAnsi="Consolas"/>
-      <w:i/>
+      <w:i w:val="0"/>
       <w:color w:val="20794D"/>
       <w:sz w:val="22"/>
       <w:shd w:color="auto" w:fill="F1F3F5" w:val="clear"/>
@@ -1737,58 +1736,91 @@
     <w:basedOn w:val="VerbatimChar"/>
     <w:rPr>
       <w:rFonts w:ascii="Consolas" w:hAnsi="Consolas"/>
+      <w:i w:val="0"/>
+      <w:color w:val="5E5E5E"/>
+      <w:sz w:val="22"/>
+      <w:shd w:color="auto" w:fill="F1F3F5" w:val="clear"/>
+    </w:rPr>
+  </w:style>
+  <w:style w:customStyle="1" w:styleId="StringTok" w:type="character">
+    <w:name w:val="StringTok"/>
+    <w:basedOn w:val="VerbatimChar"/>
+    <w:rPr>
+      <w:rFonts w:ascii="Consolas" w:hAnsi="Consolas"/>
+      <w:i w:val="0"/>
+      <w:color w:val="20794D"/>
+      <w:sz w:val="22"/>
+      <w:shd w:color="auto" w:fill="F1F3F5" w:val="clear"/>
+    </w:rPr>
+  </w:style>
+  <w:style w:customStyle="1" w:styleId="VerbatimStringTok" w:type="character">
+    <w:name w:val="VerbatimStringTok"/>
+    <w:basedOn w:val="VerbatimChar"/>
+    <w:rPr>
+      <w:rFonts w:ascii="Consolas" w:hAnsi="Consolas"/>
+      <w:i w:val="0"/>
+      <w:color w:val="20794D"/>
+      <w:sz w:val="22"/>
+      <w:shd w:color="auto" w:fill="F1F3F5" w:val="clear"/>
+    </w:rPr>
+  </w:style>
+  <w:style w:customStyle="1" w:styleId="SpecialStringTok" w:type="character">
+    <w:name w:val="SpecialStringTok"/>
+    <w:basedOn w:val="VerbatimChar"/>
+    <w:rPr>
+      <w:rFonts w:ascii="Consolas" w:hAnsi="Consolas"/>
+      <w:i w:val="0"/>
+      <w:color w:val="20794D"/>
+      <w:sz w:val="22"/>
+      <w:shd w:color="auto" w:fill="F1F3F5" w:val="clear"/>
+    </w:rPr>
+  </w:style>
+  <w:style w:customStyle="1" w:styleId="ImportTok" w:type="character">
+    <w:name w:val="ImportTok"/>
+    <w:basedOn w:val="VerbatimChar"/>
+    <w:rPr>
+      <w:rFonts w:ascii="Consolas" w:hAnsi="Consolas"/>
+      <w:i w:val="0"/>
+      <w:color w:val="00769E"/>
+      <w:sz w:val="22"/>
+      <w:shd w:color="auto" w:fill="F1F3F5" w:val="clear"/>
+    </w:rPr>
+  </w:style>
+  <w:style w:customStyle="1" w:styleId="CommentTok" w:type="character">
+    <w:name w:val="CommentTok"/>
+    <w:basedOn w:val="VerbatimChar"/>
+    <w:rPr>
+      <w:rFonts w:ascii="Consolas" w:hAnsi="Consolas"/>
+      <w:i w:val="0"/>
+      <w:color w:val="5E5E5E"/>
+      <w:sz w:val="22"/>
+      <w:shd w:color="auto" w:fill="F1F3F5" w:val="clear"/>
+    </w:rPr>
+  </w:style>
+  <w:style w:customStyle="1" w:styleId="DocumentationTok" w:type="character">
+    <w:name w:val="DocumentationTok"/>
+    <w:basedOn w:val="VerbatimChar"/>
+    <w:rPr>
+      <w:rFonts w:ascii="Consolas" w:hAnsi="Consolas"/>
       <w:i/>
       <w:color w:val="5E5E5E"/>
       <w:sz w:val="22"/>
       <w:shd w:color="auto" w:fill="F1F3F5" w:val="clear"/>
     </w:rPr>
   </w:style>
-  <w:style w:customStyle="1" w:styleId="StringTok" w:type="character">
-    <w:name w:val="StringTok"/>
-    <w:basedOn w:val="VerbatimChar"/>
-    <w:rPr>
-      <w:rFonts w:ascii="Consolas" w:hAnsi="Consolas"/>
-      <w:i/>
-      <w:color w:val="20794D"/>
-      <w:sz w:val="22"/>
-      <w:shd w:color="auto" w:fill="F1F3F5" w:val="clear"/>
-    </w:rPr>
-  </w:style>
-  <w:style w:customStyle="1" w:styleId="VerbatimStringTok" w:type="character">
-    <w:name w:val="VerbatimStringTok"/>
-    <w:basedOn w:val="VerbatimChar"/>
-    <w:rPr>
-      <w:rFonts w:ascii="Consolas" w:hAnsi="Consolas"/>
-      <w:i/>
-      <w:color w:val="20794D"/>
-      <w:sz w:val="22"/>
-      <w:shd w:color="auto" w:fill="F1F3F5" w:val="clear"/>
-    </w:rPr>
-  </w:style>
-  <w:style w:customStyle="1" w:styleId="SpecialStringTok" w:type="character">
-    <w:name w:val="SpecialStringTok"/>
-    <w:basedOn w:val="VerbatimChar"/>
-    <w:rPr>
-      <w:rFonts w:ascii="Consolas" w:hAnsi="Consolas"/>
-      <w:i/>
-      <w:color w:val="20794D"/>
-      <w:sz w:val="22"/>
-      <w:shd w:color="auto" w:fill="F1F3F5" w:val="clear"/>
-    </w:rPr>
-  </w:style>
-  <w:style w:customStyle="1" w:styleId="ImportTok" w:type="character">
-    <w:name w:val="ImportTok"/>
-    <w:basedOn w:val="VerbatimChar"/>
-    <w:rPr>
-      <w:rFonts w:ascii="Consolas" w:hAnsi="Consolas"/>
-      <w:i/>
-      <w:color w:val="00769E"/>
-      <w:sz w:val="22"/>
-      <w:shd w:color="auto" w:fill="F1F3F5" w:val="clear"/>
-    </w:rPr>
-  </w:style>
-  <w:style w:customStyle="1" w:styleId="CommentTok" w:type="character">
-    <w:name w:val="CommentTok"/>
+  <w:style w:customStyle="1" w:styleId="AnnotationTok" w:type="character">
+    <w:name w:val="AnnotationTok"/>
+    <w:basedOn w:val="VerbatimChar"/>
+    <w:rPr>
+      <w:rFonts w:ascii="Consolas" w:hAnsi="Consolas"/>
+      <w:i w:val="0"/>
+      <w:color w:val="5E5E5E"/>
+      <w:sz w:val="22"/>
+      <w:shd w:color="auto" w:fill="F1F3F5" w:val="clear"/>
+    </w:rPr>
+  </w:style>
+  <w:style w:customStyle="1" w:styleId="CommentVarTok" w:type="character">
+    <w:name w:val="CommentVarTok"/>
     <w:basedOn w:val="VerbatimChar"/>
     <w:rPr>
       <w:rFonts w:ascii="Consolas" w:hAnsi="Consolas"/>
@@ -1798,8 +1830,52 @@
       <w:shd w:color="auto" w:fill="F1F3F5" w:val="clear"/>
     </w:rPr>
   </w:style>
-  <w:style w:customStyle="1" w:styleId="DocumentationTok" w:type="character">
-    <w:name w:val="DocumentationTok"/>
+  <w:style w:customStyle="1" w:styleId="OtherTok" w:type="character">
+    <w:name w:val="OtherTok"/>
+    <w:basedOn w:val="VerbatimChar"/>
+    <w:rPr>
+      <w:rFonts w:ascii="Consolas" w:hAnsi="Consolas"/>
+      <w:i w:val="0"/>
+      <w:color w:val="003B4F"/>
+      <w:sz w:val="22"/>
+      <w:shd w:color="auto" w:fill="F1F3F5" w:val="clear"/>
+    </w:rPr>
+  </w:style>
+  <w:style w:customStyle="1" w:styleId="FunctionTok" w:type="character">
+    <w:name w:val="FunctionTok"/>
+    <w:basedOn w:val="VerbatimChar"/>
+    <w:rPr>
+      <w:rFonts w:ascii="Consolas" w:hAnsi="Consolas"/>
+      <w:i w:val="0"/>
+      <w:color w:val="4758AB"/>
+      <w:sz w:val="22"/>
+      <w:shd w:color="auto" w:fill="F1F3F5" w:val="clear"/>
+    </w:rPr>
+  </w:style>
+  <w:style w:customStyle="1" w:styleId="VariableTok" w:type="character">
+    <w:name w:val="VariableTok"/>
+    <w:basedOn w:val="VerbatimChar"/>
+    <w:rPr>
+      <w:rFonts w:ascii="Consolas" w:hAnsi="Consolas"/>
+      <w:i w:val="0"/>
+      <w:color w:val="111111"/>
+      <w:sz w:val="22"/>
+      <w:shd w:color="auto" w:fill="F1F3F5" w:val="clear"/>
+    </w:rPr>
+  </w:style>
+  <w:style w:customStyle="1" w:styleId="ControlFlowTok" w:type="character">
+    <w:name w:val="ControlFlowTok"/>
+    <w:basedOn w:val="VerbatimChar"/>
+    <w:rPr>
+      <w:rFonts w:ascii="Consolas" w:hAnsi="Consolas"/>
+      <w:i w:val="0"/>
+      <w:color w:val="003B4F"/>
+      <w:sz w:val="22"/>
+      <w:shd w:color="auto" w:fill="F1F3F5" w:val="clear"/>
+    </w:rPr>
+  </w:style>
+  <w:style w:customStyle="1" w:styleId="OperatorTok" w:type="character">
+    <w:name w:val="OperatorTok"/>
     <w:basedOn w:val="VerbatimChar"/>
     <w:rPr>
       <w:rFonts w:ascii="Consolas" w:hAnsi="Consolas"/>
@@ -1809,8 +1885,74 @@
       <w:shd w:color="auto" w:fill="F1F3F5" w:val="clear"/>
     </w:rPr>
   </w:style>
-  <w:style w:customStyle="1" w:styleId="AnnotationTok" w:type="character">
-    <w:name w:val="AnnotationTok"/>
+  <w:style w:customStyle="1" w:styleId="BuiltInTok" w:type="character">
+    <w:name w:val="BuiltInTok"/>
+    <w:basedOn w:val="VerbatimChar"/>
+    <w:rPr>
+      <w:rFonts w:ascii="Consolas" w:hAnsi="Consolas"/>
+      <w:i w:val="0"/>
+      <w:color w:val="003B4F"/>
+      <w:sz w:val="22"/>
+      <w:shd w:color="auto" w:fill="F1F3F5" w:val="clear"/>
+    </w:rPr>
+  </w:style>
+  <w:style w:customStyle="1" w:styleId="ExtensionTok" w:type="character">
+    <w:name w:val="ExtensionTok"/>
+    <w:basedOn w:val="VerbatimChar"/>
+    <w:rPr>
+      <w:rFonts w:ascii="Consolas" w:hAnsi="Consolas"/>
+      <w:i w:val="0"/>
+      <w:color w:val="003B4F"/>
+      <w:sz w:val="22"/>
+      <w:shd w:color="auto" w:fill="F1F3F5" w:val="clear"/>
+    </w:rPr>
+  </w:style>
+  <w:style w:customStyle="1" w:styleId="PreprocessorTok" w:type="character">
+    <w:name w:val="PreprocessorTok"/>
+    <w:basedOn w:val="VerbatimChar"/>
+    <w:rPr>
+      <w:rFonts w:ascii="Consolas" w:hAnsi="Consolas"/>
+      <w:i w:val="0"/>
+      <w:color w:val="AD0000"/>
+      <w:sz w:val="22"/>
+      <w:shd w:color="auto" w:fill="F1F3F5" w:val="clear"/>
+    </w:rPr>
+  </w:style>
+  <w:style w:customStyle="1" w:styleId="AttributeTok" w:type="character">
+    <w:name w:val="AttributeTok"/>
+    <w:basedOn w:val="VerbatimChar"/>
+    <w:rPr>
+      <w:rFonts w:ascii="Consolas" w:hAnsi="Consolas"/>
+      <w:i w:val="0"/>
+      <w:color w:val="657422"/>
+      <w:sz w:val="22"/>
+      <w:shd w:color="auto" w:fill="F1F3F5" w:val="clear"/>
+    </w:rPr>
+  </w:style>
+  <w:style w:customStyle="1" w:styleId="RegionMarkerTok" w:type="character">
+    <w:name w:val="RegionMarkerTok"/>
+    <w:basedOn w:val="VerbatimChar"/>
+    <w:rPr>
+      <w:rFonts w:ascii="Consolas" w:hAnsi="Consolas"/>
+      <w:i w:val="0"/>
+      <w:color w:val="003B4F"/>
+      <w:sz w:val="22"/>
+      <w:shd w:color="auto" w:fill="F1F3F5" w:val="clear"/>
+    </w:rPr>
+  </w:style>
+  <w:style w:customStyle="1" w:styleId="InformationTok" w:type="character">
+    <w:name w:val="InformationTok"/>
+    <w:basedOn w:val="VerbatimChar"/>
+    <w:rPr>
+      <w:rFonts w:ascii="Consolas" w:hAnsi="Consolas"/>
+      <w:i w:val="0"/>
+      <w:color w:val="5E5E5E"/>
+      <w:sz w:val="22"/>
+      <w:shd w:color="auto" w:fill="F1F3F5" w:val="clear"/>
+    </w:rPr>
+  </w:style>
+  <w:style w:customStyle="1" w:styleId="WarningTok" w:type="character">
+    <w:name w:val="WarningTok"/>
     <w:basedOn w:val="VerbatimChar"/>
     <w:rPr>
       <w:rFonts w:ascii="Consolas" w:hAnsi="Consolas"/>
@@ -1820,155 +1962,12 @@
       <w:shd w:color="auto" w:fill="F1F3F5" w:val="clear"/>
     </w:rPr>
   </w:style>
-  <w:style w:customStyle="1" w:styleId="CommentVarTok" w:type="character">
-    <w:name w:val="CommentVarTok"/>
-    <w:basedOn w:val="VerbatimChar"/>
-    <w:rPr>
-      <w:rFonts w:ascii="Consolas" w:hAnsi="Consolas"/>
-      <w:i w:val="0"/>
-      <w:color w:val="5E5E5E"/>
-      <w:sz w:val="22"/>
-      <w:shd w:color="auto" w:fill="F1F3F5" w:val="clear"/>
-    </w:rPr>
-  </w:style>
-  <w:style w:customStyle="1" w:styleId="OtherTok" w:type="character">
-    <w:name w:val="OtherTok"/>
-    <w:basedOn w:val="VerbatimChar"/>
-    <w:rPr>
-      <w:rFonts w:ascii="Consolas" w:hAnsi="Consolas"/>
-      <w:i/>
-      <w:color w:val="003B4F"/>
-      <w:sz w:val="22"/>
-      <w:shd w:color="auto" w:fill="F1F3F5" w:val="clear"/>
-    </w:rPr>
-  </w:style>
-  <w:style w:customStyle="1" w:styleId="FunctionTok" w:type="character">
-    <w:name w:val="FunctionTok"/>
-    <w:basedOn w:val="VerbatimChar"/>
-    <w:rPr>
-      <w:rFonts w:ascii="Consolas" w:hAnsi="Consolas"/>
-      <w:i/>
-      <w:color w:val="4758AB"/>
-      <w:sz w:val="22"/>
-      <w:shd w:color="auto" w:fill="F1F3F5" w:val="clear"/>
-    </w:rPr>
-  </w:style>
-  <w:style w:customStyle="1" w:styleId="VariableTok" w:type="character">
-    <w:name w:val="VariableTok"/>
-    <w:basedOn w:val="VerbatimChar"/>
-    <w:rPr>
-      <w:rFonts w:ascii="Consolas" w:hAnsi="Consolas"/>
-      <w:i/>
-      <w:color w:val="111111"/>
-      <w:sz w:val="22"/>
-      <w:shd w:color="auto" w:fill="F1F3F5" w:val="clear"/>
-    </w:rPr>
-  </w:style>
-  <w:style w:customStyle="1" w:styleId="ControlFlowTok" w:type="character">
-    <w:name w:val="ControlFlowTok"/>
-    <w:basedOn w:val="VerbatimChar"/>
-    <w:rPr>
-      <w:rFonts w:ascii="Consolas" w:hAnsi="Consolas"/>
-      <w:i/>
-      <w:color w:val="003B4F"/>
-      <w:sz w:val="22"/>
-      <w:shd w:color="auto" w:fill="F1F3F5" w:val="clear"/>
-    </w:rPr>
-  </w:style>
-  <w:style w:customStyle="1" w:styleId="OperatorTok" w:type="character">
-    <w:name w:val="OperatorTok"/>
-    <w:basedOn w:val="VerbatimChar"/>
-    <w:rPr>
-      <w:rFonts w:ascii="Consolas" w:hAnsi="Consolas"/>
-      <w:i/>
-      <w:color w:val="5E5E5E"/>
-      <w:sz w:val="22"/>
-      <w:shd w:color="auto" w:fill="F1F3F5" w:val="clear"/>
-    </w:rPr>
-  </w:style>
-  <w:style w:customStyle="1" w:styleId="BuiltInTok" w:type="character">
-    <w:name w:val="BuiltInTok"/>
-    <w:basedOn w:val="VerbatimChar"/>
-    <w:rPr>
-      <w:rFonts w:ascii="Consolas" w:hAnsi="Consolas"/>
-      <w:i/>
-      <w:color w:val="003B4F"/>
-      <w:sz w:val="22"/>
-      <w:shd w:color="auto" w:fill="F1F3F5" w:val="clear"/>
-    </w:rPr>
-  </w:style>
-  <w:style w:customStyle="1" w:styleId="ExtensionTok" w:type="character">
-    <w:name w:val="ExtensionTok"/>
-    <w:basedOn w:val="VerbatimChar"/>
-    <w:rPr>
-      <w:rFonts w:ascii="Consolas" w:hAnsi="Consolas"/>
-      <w:i/>
-      <w:color w:val="003B4F"/>
-      <w:sz w:val="22"/>
-      <w:shd w:color="auto" w:fill="F1F3F5" w:val="clear"/>
-    </w:rPr>
-  </w:style>
-  <w:style w:customStyle="1" w:styleId="PreprocessorTok" w:type="character">
-    <w:name w:val="PreprocessorTok"/>
-    <w:basedOn w:val="VerbatimChar"/>
-    <w:rPr>
-      <w:rFonts w:ascii="Consolas" w:hAnsi="Consolas"/>
-      <w:i/>
-      <w:color w:val="AD0000"/>
-      <w:sz w:val="22"/>
-      <w:shd w:color="auto" w:fill="F1F3F5" w:val="clear"/>
-    </w:rPr>
-  </w:style>
-  <w:style w:customStyle="1" w:styleId="AttributeTok" w:type="character">
-    <w:name w:val="AttributeTok"/>
-    <w:basedOn w:val="VerbatimChar"/>
-    <w:rPr>
-      <w:rFonts w:ascii="Consolas" w:hAnsi="Consolas"/>
-      <w:i/>
-      <w:color w:val="657422"/>
-      <w:sz w:val="22"/>
-      <w:shd w:color="auto" w:fill="F1F3F5" w:val="clear"/>
-    </w:rPr>
-  </w:style>
-  <w:style w:customStyle="1" w:styleId="RegionMarkerTok" w:type="character">
-    <w:name w:val="RegionMarkerTok"/>
-    <w:basedOn w:val="VerbatimChar"/>
-    <w:rPr>
-      <w:rFonts w:ascii="Consolas" w:hAnsi="Consolas"/>
-      <w:i/>
-      <w:color w:val="003B4F"/>
-      <w:sz w:val="22"/>
-      <w:shd w:color="auto" w:fill="F1F3F5" w:val="clear"/>
-    </w:rPr>
-  </w:style>
-  <w:style w:customStyle="1" w:styleId="InformationTok" w:type="character">
-    <w:name w:val="InformationTok"/>
-    <w:basedOn w:val="VerbatimChar"/>
-    <w:rPr>
-      <w:rFonts w:ascii="Consolas" w:hAnsi="Consolas"/>
-      <w:i/>
-      <w:color w:val="5E5E5E"/>
-      <w:sz w:val="22"/>
-      <w:shd w:color="auto" w:fill="F1F3F5" w:val="clear"/>
-    </w:rPr>
-  </w:style>
-  <w:style w:customStyle="1" w:styleId="WarningTok" w:type="character">
-    <w:name w:val="WarningTok"/>
-    <w:basedOn w:val="VerbatimChar"/>
-    <w:rPr>
-      <w:rFonts w:ascii="Consolas" w:hAnsi="Consolas"/>
-      <w:i w:val="0"/>
-      <w:color w:val="5E5E5E"/>
-      <w:sz w:val="22"/>
-      <w:shd w:color="auto" w:fill="F1F3F5" w:val="clear"/>
-    </w:rPr>
-  </w:style>
   <w:style w:customStyle="1" w:styleId="AlertTok" w:type="character">
     <w:name w:val="AlertTok"/>
     <w:basedOn w:val="VerbatimChar"/>
     <w:rPr>
       <w:rFonts w:ascii="Consolas" w:hAnsi="Consolas"/>
-      <w:i/>
+      <w:i w:val="0"/>
       <w:color w:val="AD0000"/>
       <w:sz w:val="22"/>
       <w:shd w:color="auto" w:fill="F1F3F5" w:val="clear"/>
@@ -1979,7 +1978,7 @@
     <w:basedOn w:val="VerbatimChar"/>
     <w:rPr>
       <w:rFonts w:ascii="Consolas" w:hAnsi="Consolas"/>
-      <w:i/>
+      <w:i w:val="0"/>
       <w:color w:val="AD0000"/>
       <w:sz w:val="22"/>
       <w:shd w:color="auto" w:fill="F1F3F5" w:val="clear"/>
@@ -1990,7 +1989,7 @@
     <w:basedOn w:val="VerbatimChar"/>
     <w:rPr>
       <w:rFonts w:ascii="Consolas" w:hAnsi="Consolas"/>
-      <w:i/>
+      <w:i w:val="0"/>
       <w:color w:val="003B4F"/>
       <w:sz w:val="22"/>
       <w:shd w:color="auto" w:fill="F1F3F5" w:val="clear"/>
